--- a/example_articles/states/Multiple/2.states_Multiple_New_York_Times.docx
+++ b/example_articles/states/Multiple/2.states_Multiple_New_York_Times.docx
@@ -27,17 +27,17 @@
     </w:p>
     <w:p>
       <w:r>
-        <w:t>Source File: NYT/49.DOCX</w:t>
+        <w:t>Source file: NYT/49.DOCX</w:t>
       </w:r>
     </w:p>
     <w:p>
       <w:r>
-        <w:t>Raw locations result: ['Massachusetts', 'Connecticut', 'Northeast', 'South', 'Southwest', 'Texas']</w:t>
+        <w:t>Raw locations result, 'locations': ['Massachusetts', 'Connecticut', 'Northeast', 'South', 'Southwest', 'Texas']</w:t>
       </w:r>
     </w:p>
     <w:p>
       <w:r>
-        <w:t>states_stand_flat (Standardized): Multiple</w:t>
+        <w:t>Standardized locations result, 'states_stand_flat': Multiple</w:t>
       </w:r>
     </w:p>
     <w:p>

--- a/example_articles/states/Multiple/2.states_Multiple_New_York_Times.docx
+++ b/example_articles/states/Multiple/2.states_Multiple_New_York_Times.docx
@@ -7,7 +7,9 @@
         <w:pStyle w:val="Heading1"/>
       </w:pPr>
       <w:r>
-        <w:t>Seeking Landmarks of a Minority Heritage</w:t>
+        <w:t>All About/Hypermarkets;</w:t>
+        <w:br/>
+        <w:t>Will American Shoppers Think Bigger Is Really Better?</w:t>
       </w:r>
     </w:p>
     <w:p>
@@ -17,22 +19,22 @@
     </w:p>
     <w:p>
       <w:r>
-        <w:t>Date: 1990-02-18</w:t>
+        <w:t>Date: 1990-04-01</w:t>
       </w:r>
     </w:p>
     <w:p>
       <w:r>
-        <w:t>Section: Section 12CN; Page 29, Column 1; Connecticut Weekly Desk</w:t>
+        <w:t>Section: Section 3; Page 11, Column 1; Financial Desk</w:t>
       </w:r>
     </w:p>
     <w:p>
       <w:r>
-        <w:t>Source file: NYT/49.DOCX</w:t>
+        <w:t>Source file: NYT/51.DOCX</w:t>
       </w:r>
     </w:p>
     <w:p>
       <w:r>
-        <w:t>Raw locations result, 'locations': ['Massachusetts', 'Connecticut', 'Northeast', 'South', 'Southwest', 'Texas']</w:t>
+        <w:t>Raw locations result, 'locations': ['Pennsylvania', 'Ohio', 'Kentucky?', 'Colorado', 'Missouri', 'North Carolina']</w:t>
       </w:r>
     </w:p>
     <w:p>
@@ -49,53 +51,86 @@
     </w:p>
     <w:p>
       <w:r>
-        <w:t>THE rocks where Indians held council over the centuries and a building where black girls and women attended school in the 1830's are among the Connecticut sites on the National Register of Historic Places. But most places around the state that reflect the history of women and minorities are not recognized, and the Connecticut Historical Commission intends to change that.</w:t>
+        <w:t>Somehow the usual comparison - more than five football fields, end zones included - fails to convey the huge expanse of the Carrefour store in Philadelphia. Transplanted to Manhattan, it would cover nearly two city blocks; transplanted to Egypt, Carrefour and a bit of its parking lot would cover the same area as the Great Pyramid of Cheops.</w:t>
         <w:br/>
-        <w:t>The commission wants to identify and document buildings, sites and districts that are relevant to the history of women, blacks, Indians and Americans of Asian and Latin American descent. ''We have so few of those sites identified,'' said Cora Murray, a researcher for the commission.</w:t>
+        <w:t>Carrefour is the biggest example in the country of a new retailing breed, the hypermarket. These stores sprang up in the late 1980's as the fulfillment of the bigger-is-better, shop-'til-you-drop spirit. They are combination supermarkets and department stores - with everything from breakfast cereal to pillow cases to refrigerators, all in one place and all discounted.</w:t>
         <w:br/>
-        <w:t>She added that the commission is seeking help in its mission. ''We really feel the need to solicit ideas from the general public and from knowledgeable experts,'' Ms. Murray said.</w:t>
+        <w:t>But the concept is floundering. Only a few hypermarkets, like Bigg's in Cincinnati, have prospered, retailing analysts say. Most, like Carrefour in Philadelphia, are struggling.</w:t>
+        <w:br/>
+        <w:t>The reason: The big store is just too big. The typical supermarket is about 40,000 square feet; the hypermarket is as big as 330,000 square feet, the size of Carrefour. ''A grocery store is like a family farm, a supermarket is like a big corporate farm, and a hypermarket is like the whole state of Iowa,'' said Walter H. Heller, a vice president for Progressive Grocer magazine.</w:t>
         <w:br/>
         <w:t xml:space="preserve"> </w:t>
         <w:br/>
-        <w:t>Hill-Stead and Crandall House</w:t>
-        <w:br/>
-        <w:t>She cited some - but few - examples of recognized sites. She noted that Theodate Pope Riddle, daughter of the industrialist Alfred Pope, is credited with helping (in 1900) to design her father's house, now the Hill-Stead Museum, in Farmington, and that the Prudence Crandall House in Canterbury, where Mrs. Crandall ran the first academy in New England for ''young ladies and misses of color,'' is also a museum.</w:t>
-        <w:br/>
-        <w:t>She also cited the Mashantucket Pequots' efforts to study and preserve sites connected with the tribe's history, the work of the New Haven Preservation Trust to identify city buildings and neighborhoods reflecting black history, and a coming exhibit in Hamden that will focus on Alice Washburn, who designed and built more than 80 houses in Connecticut, mostly in the 1920's. But the commission - which can provide some grants - wants to find more examples and to encourage other efforts.</w:t>
-        <w:br/>
-        <w:t>People involved in such efforts say that they can help to instill pride in a heritage or neighborhood, prevent destruction of sites, and show a neglected side of history.</w:t>
+        <w:t>A Tricky Hybrid</w:t>
         <w:br/>
         <w:t xml:space="preserve"> </w:t>
         <w:br/>
-        <w:t>Studies by Pequots</w:t>
+        <w:t xml:space="preserve"> Department Store And Supermarket</w:t>
         <w:br/>
-        <w:t>''This tribe has long placed emphasis on history not in the books,'' said Kate Poole, an anthropologist who is museum coordinator for the Mashantucket Pequots at their reservation in Ledyard. The tribe is working to establish a museum detailing its history, and part of the reservation - including the rocks where councils were held and a 19th-century farmhouse that was home to members of the tribe - is on the National Register of Historic Places.</w:t>
+        <w:t>For such huge stores, the conditions for success are delicate. They require enormous numbers of customers, nearby or willing to drive long distances. And the mix of goods has to be just so - enough higher-margin general merchandise to balance the thin-margin groceries that lure customers.</w:t>
         <w:br/>
-        <w:t>The tribe has sponsored several archeological studies on the reservation. ''Some sites are as old as 9,000 years,'' Ms. Poole said. With a grant from the National Parks Service, the tribe also conducted an archeological survey of the site of a Pequot fort in what is now Mystic, where hundreds of Pequots were killed in 1637 when the colonist John Mason and his forces attacked. Ms. Poole added that recognition of sites could prevent situations like one in Niantic, where development has disturbed Indian burial grounds.</w:t>
+        <w:t>Instead of combining the best features of other stores, some hypermarkets combine the worst. Hypermarkets lack the razzle-dazzle of a Macy's or a Bloomingdale's, which can entice shoppers to while away an afternoon. And unlike supermarkets, hypermarkets do not appeal to busy consumers who want just a few items. ''A lot of people don't want to walk, but especially older people,'' said Christopher R. Ohlinger, president of Service Industry Research Systems Inc. ''In a hypermarket, by the time you've bought some aspirin, some Kleenex, and a bottle of milk, you could easily walk a mile.''</w:t>
         <w:br/>
-        <w:t>The Afro-American Heritage Project, undertaken by the New Haven Preservation Trust, documented buildings and neighborhoods that reflect the city's black heritage. The project, financed by the Connecticut Humanities Council, was begun in 1985 by Preston Maynard, then director of the trust, and continued by Peter Haller, the next director.</w:t>
+        <w:t>About a dozen or more hypermarkets have opened in the last several years. Some, like Carrefour and Bigg's, are owned by the French, who invented them. Others are owned by the K mart Corporation and Wal-Mart Stores Inc., which opened its fourth hypermarket in February in Kansas City, Mo. Progressive Grocer counts 65 hypermarkets in the United States, but includes stores as small as 150,000 square feet.</w:t>
         <w:br/>
-        <w:t>The trust's work included producing a brochure and an audio tape guiding people to significant sites like Trowbridge Square and the former Goffe Street School.</w:t>
+        <w:t>Most hypermarkets do not release figures on sales and profits. Progressive Grocer estimates that the industry's annual revenues are at least $2 billion, maybe as high as $3 billion. Few of the stores are profitable and many may be suffering large losses, retailing analysts say.</w:t>
         <w:br/>
-        <w:t>Trowbridge Square - several blocks of mostly modest frame houses in the City Point area of New Haven - was first developed around 1830 by Simeon Jocelyn. An abolitionist who espoused a philosophy of social responsibility, Jocelyn built houses that were, Mr. Haller said, ''meant for the working class, especially blacks.'' The brick Greek Revival building at 106 Goffe Street which today is a Masonic temple was built around 1860 as a school for black children.</w:t>
+        <w:t>The stores are expensive to build, stock and staff: a typical supermarket costs more than $5 million, but a hypermarket can exceed $50 million. And there is a glut of supermarkets and department stores, the hypermarkets' main rivals.</w:t>
         <w:br/>
-        <w:t>Mr. Haller noted that projects like Afro-American Heritage are valuable in part because knowing the historical value of a poor neighborhood can sometimes be a first step in revitalizing the neighborhood, and in giving its residents a sense of pride and caring.</w:t>
+        <w:t>A hypermarket requires at least 500,000 households within a 20-minute drive, and easy highway access, Mr. Ohlinger said. It needs potential customers in their 20's and 30's, earning $25,000 to $55,000 per household annually, with at least two children. But only 37 metropolitan areas have more than 1 million people; only 19 exceed 2 million.</w:t>
         <w:br/>
-        <w:t>The Washburn exhibit, ''Alice Washburn Celebrated,'' will open on March 4 at the Eli Whitney Museum in Hamden. It will show the work of Mrs. Washburn (1870-1958), who between 1919 and 1931 designed and built more than 80 homes in Cheshire, Hamden, and New Haven. Principal researcher for the project was Martha Yellig of Hamden, who in 1984, as an undergraduate at Southern Connecticut State University, began to document Washburn houses for an art history paper. Ms. Yellig found ''a treasure trove,'' said Willam Brown, director of the museum.</w:t>
+        <w:t>Probably the most important ingredient in the hypermarket recipe is a profitable product mix. From 30 to 40 percent of the products are food and related items, like paper towels. Food has a narrow 1-percent margin, but with turnover of 20 times a year or more, it can pay a hypermarket's bills. Breakfast cereal is off the shelf in two weeks, while patio furniture remains for three months or more. High turnover for food and general merchandise is the goal. The answer is often ''food-compatible items'' - like compact disks, cameras, garden tools, jewelry and hair dryers - that can fit into a shopping cart.</w:t>
         <w:br/>
-        <w:t>He said that Mrs. Washburn was unusual not only because she was a woman who designed houses and ran a construction business, but also because she produced so many houses in so few years. ''And they are remarkable houses,'' he said.</w:t>
+        <w:t xml:space="preserve"> </w:t>
         <w:br/>
-        <w:t>He noted that Mrs. Washburn's houses range ''from simple to quite grand,'' are much loved by their owners, sometimes have quirky touches like windows in the linen closets, and are of Colonial Revival style but show Mrs. Washburn's sense of the suburban future: They have attached (and often two-car) garages. The exhibit will run to June 17 and will be accompanied by tours and lectures. ''People will know Alice Washburn's name when we're through,'' said Mr. Brown.</w:t>
+        <w:t>One Success Story</w:t>
         <w:br/>
-        <w:t>Commission staff members and others say that they do not know just where they will find more names and places representing the history of women and minorities. Anyone wishing to suggest a site may write or call the Connecticut Historical Commission, 59 South Prospect Street, Hartford, Conn. 06106.</w:t>
+        <w:t xml:space="preserve"> </w:t>
         <w:br/>
-        <w:t>David Poirier, staff archeologist for the commission, said that the Native American Heritage Advisory Council, a group appointed by the Governor, would advise the commission about Indian places, especially burial grounds and sacred sites. ''We will welcome suggestions for possible sites fom anyone,'' he added.</w:t>
+        <w:t>French Owner Learns What Ohioans Want</w:t>
         <w:br/>
-        <w:t>Mr. Haller, who recently left the New Haven Preservation Trust to become executive director of New London Landmarks, said that he is sure that New London has buildings significant to black history but that he has not had time to identify them. Ms. Murray noted that she has a few tantalizing but meager bits of information on other possible sites.</w:t>
+        <w:t>Not all hypermarkets are troubled. Even in Cincinnati, a city covered with Kroger supermarkets, Bigg's has prospered. Its first hypermarket opened in the Cincinnati area with 200,000 square feet in 1984 and the second, with 250,000 square feet, in 1988. A third store, with 240,000 square feet, opened in Denver last year.</w:t>
         <w:br/>
-        <w:t>''There are things we've heard about,'' she said. She recently heard of a school for blacks in Shelton and noticed a reference in ''Connecticut Place Names''(published by the Connecticut Historical Society) citing Glasgo, a village in eastern Connecticut, as being named for Isaac Glasko, who was of black and Indian descent and who early in the 19th century developed a business in marine hardware and whaling implements.</w:t>
+        <w:t>The Cincinnati stores are in a nearly perfect area. Within 10 miles of them, there are 565,000 households, with an average annual income of $33,000. They can draw customers from a 60-mile radius because freeway access is good, said Pierre A. Wevers , executive vice president of Hypershoppes Inc., the French-owned parent company of Bigg's. More than 1,500 cars stream into a Bigg's parking lot every hour.</w:t>
         <w:br/>
-        <w:t>Regarding Asian-American and Latin American sites, Ms. Murray said, ''we don't have anything we can cite, but we're looking.'' She said that the commission will be contacting minority newspapers and organizations. But for now, she said, ''We don't know what exists out there.''</w:t>
+        <w:t>After a rocky two years for its initial store, managers at Bigg's were able to adjust the product mix. Bigg's learned that Ohioans would not buy tires at a hypermarket; they buy them at automotive stores. They do not buy as many books as managers anticipated, but they do load up on sporting goods and patio furniture.</w:t>
+        <w:br/>
+        <w:t>Executives also had to find ways to compensate for the store's awesome size. They saw weary shoppers slowing down and leaning heavily on their carts. So in the second store, Bigg's installed a 10-table restaurant and restrooms.</w:t>
+        <w:br/>
+        <w:t xml:space="preserve"> </w:t>
+        <w:br/>
+        <w:t>Disappointing Revenues</w:t>
+        <w:br/>
+        <w:t xml:space="preserve"> </w:t>
+        <w:br/>
+        <w:t>In a Philadelphia Store, Turnover Is Crucial</w:t>
+        <w:br/>
+        <w:t xml:space="preserve"> If Bigg's had much in its favor, Carrefour did not. After two years, it had 1989 revenues of about $64 million, far below the $100 million some analysts had predicted. Carrefour did edge into the black last December.</w:t>
+        <w:br/>
+        <w:t>Carrefour's location seemed ideal, with more than 800,000 households in Philadelphia and nearby, affluent Bucks County. But 85 percent of the 35,000 weekly shoppers are within five minutes of the store and from working-class neighborhoods. The upshot: average purchases at Carrefour are a slight $40 per visit.</w:t>
+        <w:br/>
+        <w:t>The product mix is skewed heavily toward general merchandise. At about 64,000 products, Carrefour carries as much merchandise as a discount retailer. But with 16,000 food items, it has fewer than the typical supermarket's 25,000. Its sales of less than $200 per square foot rank well below those of comparable supermarkets and discounters.</w:t>
+        <w:br/>
+        <w:t>With half the square footage devoted to food, Michael S. Gianetti, manager for perishables, is reluctant to seek improved sales by adding groceries. ''At some point, carrying thousands more food items just becomes unmanageable,'' he said.</w:t>
+        <w:br/>
+        <w:t>Carrefour has been able to make a small profit by keeping inventories lean and increasing turnover to six times a year - mainly by adding more records and tapes and ready-to-assemble furniture. But managers calculate that general merchandise will have to turn over 10 times to reach satisfactory profitability.</w:t>
+        <w:br/>
+        <w:t>Will hypermarkets ever catch on? The experience so far is discouraging, but companies keep trying. K mart is scheduled to open its second American Fare store today in Charlotte, N.C. ''People's ideas of what constitutes 'too big' is changing all the time,'' said Timothy M. Hammonds, senior vice president of the Food Marketing Institute, a trade group. ''Hypermarkets may just be ahead of their time.''</w:t>
+        <w:br/>
+        <w:t xml:space="preserve"> </w:t>
+        <w:br/>
+        <w:br/>
+        <w:t xml:space="preserve"> </w:t>
+        <w:br/>
+        <w:t>THE FRENCH FORMULA</w:t>
+        <w:br/>
+        <w:t>In France, hypermarkets have thrived with decades of official encouragement. For example, the Government directed a rail line to the door of the Euromarche hypermarket in suburban Paris. But now the stores are starting to meet resistance from small shopkeepers.</w:t>
+        <w:br/>
+        <w:t>Carrefour, which built the first hypermarket in 1962, has 73 stores in France. Its success has spawned numerous imitators. In 1988, the French made nearly half of their $96 billion in food purchases at the nation's more than 780 hypermarkets, according to the International Association of Chain Stores in Paris.</w:t>
+        <w:br/>
+        <w:t>But the Government, which has used zoning laws to keep rival retailers away from the stores, is turning cooler. In the last few years, Government approval of hypermarkets has leveled off to about 20 a year, and those have tended to be smaller.</w:t>
+        <w:br/>
+        <w:t>''The shopkeepers are protesting that hypermarkets are taking business away from them,'' said Etienne P. Laurent, president of the chain-store group. And since there are more small shopkeepers than hypermarket managers, ''the Government is having second thoughts.''</w:t>
         <w:br/>
         <w:br/>
         <w:t>Graphic</w:t>
@@ -103,7 +138,7 @@
         <w:br/>
         <w:t xml:space="preserve"> </w:t>
         <w:br/>
-        <w:t>Photos; Among Connecticut sites that reflect the history of women and minorities are the brick Greek revival building on Goffe Street in New Haven, left, which was built around 1860 as a school for black children. It is now a Masonic temple. A coming exhibit in Hamden will focus on Alice Washburn, who designed and built more than 80 houses, among them these two in Hamden, between 1919 and 1931.</w:t>
+        <w:t>Photo: The Carrefour store in Philadelphia, biggest hypermarket in the United States. (The New York Times/Sal DiMarco Jr.)</w:t>
       </w:r>
     </w:p>
     <w:sectPr>

--- a/example_articles/states/Multiple/2.states_Multiple_New_York_Times.docx
+++ b/example_articles/states/Multiple/2.states_Multiple_New_York_Times.docx
@@ -7,9 +7,7 @@
         <w:pStyle w:val="Heading1"/>
       </w:pPr>
       <w:r>
-        <w:t>All About/Hypermarkets;</w:t>
-        <w:br/>
-        <w:t>Will American Shoppers Think Bigger Is Really Better?</w:t>
+        <w:t>Trump's Alarming Success</w:t>
       </w:r>
     </w:p>
     <w:p>
@@ -19,22 +17,22 @@
     </w:p>
     <w:p>
       <w:r>
-        <w:t>Date: 1990-04-01</w:t>
+        <w:t>Date: 2016-11-09</w:t>
       </w:r>
     </w:p>
     <w:p>
       <w:r>
-        <w:t>Section: Section 3; Page 11, Column 1; Financial Desk</w:t>
+        <w:t>Section: Section A; Column 0; Editorial Desk; Pg. 27; OP-ED COLUMNIST</w:t>
       </w:r>
     </w:p>
     <w:p>
       <w:r>
-        <w:t>Source file: NYT/51.DOCX</w:t>
+        <w:t>Source file: NYT/25.DOCX</w:t>
       </w:r>
     </w:p>
     <w:p>
       <w:r>
-        <w:t>Raw locations result, 'locations': ['Pennsylvania', 'Ohio', 'Kentucky?', 'Colorado', 'Missouri', 'North Carolina']</w:t>
+        <w:t>Raw locations result, 'locations': ['Ohio', 'Michigan', 'Wisconsin', 'Pennsylvania']</w:t>
       </w:r>
     </w:p>
     <w:p>
@@ -51,94 +49,60 @@
     </w:p>
     <w:p>
       <w:r>
-        <w:t>Somehow the usual comparison - more than five football fields, end zones included - fails to convey the huge expanse of the Carrefour store in Philadelphia. Transplanted to Manhattan, it would cover nearly two city blocks; transplanted to Egypt, Carrefour and a bit of its parking lot would cover the same area as the Great Pyramid of Cheops.</w:t>
+        <w:t>Just days ago I was in Ohio. I was talking to Republicans, and this was the refrain I kept hearing: Donald Trump is throwing this election away. He has no real campaign here. No get-out-the-vote operation. No ground game. Nothing that signifies or befits a truly serious presidential candidate.</w:t>
         <w:br/>
-        <w:t>Carrefour is the biggest example in the country of a new retailing breed, the hypermarket. These stores sprang up in the late 1980's as the fulfillment of the bigger-is-better, shop-'til-you-drop spirit. They are combination supermarkets and department stores - with everything from breakfast cereal to pillow cases to refrigerators, all in one place and all discounted.</w:t>
+        <w:t xml:space="preserve">These Republicans thought that he'd win the state -- barely. But they didn't think that he could snatch victories in some of the other places that he did on Tuesday, or draw so close to Hillary Clinton elsewhere, or compete so tightly in the election over all. It was done, over, finished. </w:t>
         <w:br/>
-        <w:t>But the concept is floundering. Only a few hypermarkets, like Bigg's in Cincinnati, have prospered, retailing analysts say. Most, like Carrefour in Philadelphia, are struggling.</w:t>
+        <w:t xml:space="preserve">  She had the best experts that money could buy, the most sophisticated data operation that the smartest wonks could put together, and the dutiful troops who went door to door, handing out ''Stronger Together'' literature and pleading her case.</w:t>
         <w:br/>
-        <w:t>The reason: The big store is just too big. The typical supermarket is about 40,000 square feet; the hypermarket is as big as 330,000 square feet, the size of Carrefour. ''A grocery store is like a family farm, a supermarket is like a big corporate farm, and a hypermarket is like the whole state of Iowa,'' said Walter H. Heller, a vice president for Progressive Grocer magazine.</w:t>
+        <w:t xml:space="preserve">  He had his hair and his ego.</w:t>
         <w:br/>
-        <w:t xml:space="preserve"> </w:t>
+        <w:t xml:space="preserve">  And yet Donald Trump was just elected the 45th president of the United States, soon to take a seat at the most important desk in the most august office in the most consequential residence of the world. Yes, Donald Trump. That gale-force sigh of relief you heard was Chris Christie's. That demonic cackle of glee was Rudy Giuliani's.</w:t>
         <w:br/>
-        <w:t>A Tricky Hybrid</w:t>
+        <w:t xml:space="preserve">  That shriek of horror was mine.</w:t>
         <w:br/>
-        <w:t xml:space="preserve"> </w:t>
+        <w:t xml:space="preserve">  Trump defied the predictions of pundits and pollsters, more than a few of whom foresaw an Electoral College landslide for Hillary Clinton. That's what their numbers told them.</w:t>
         <w:br/>
-        <w:t xml:space="preserve"> Department Store And Supermarket</w:t>
+        <w:t xml:space="preserve">  But that's not what America had to say.</w:t>
         <w:br/>
-        <w:t>For such huge stores, the conditions for success are delicate. They require enormous numbers of customers, nearby or willing to drive long distances. And the mix of goods has to be just so - enough higher-margin general merchandise to balance the thin-margin groceries that lure customers.</w:t>
+        <w:t xml:space="preserve">  On Election Day, Trump did what he had throughout his surreal campaign: exploded the traditional assumptions, upended the usual expectations and forced us to look afresh at the accepted truisms and hoary clichés of our political life. There are important lessons to learn and crucial questions to ask.</w:t>
         <w:br/>
-        <w:t>Instead of combining the best features of other stores, some hypermarkets combine the worst. Hypermarkets lack the razzle-dazzle of a Macy's or a Bloomingdale's, which can entice shoppers to while away an afternoon. And unlike supermarkets, hypermarkets do not appeal to busy consumers who want just a few items. ''A lot of people don't want to walk, but especially older people,'' said Christopher R. Ohlinger, president of Service Industry Research Systems Inc. ''In a hypermarket, by the time you've bought some aspirin, some Kleenex, and a bottle of milk, you could easily walk a mile.''</w:t>
+        <w:t xml:space="preserve">  Democrats are in the same position that Republicans were when Trump romped to their party's nomination, which they were convinced for so long he could never get. They need to look seriously at the way they do business and how they arrived at this surprising, humbling destination.</w:t>
         <w:br/>
-        <w:t>About a dozen or more hypermarkets have opened in the last several years. Some, like Carrefour and Bigg's, are owned by the French, who invented them. Others are owned by the K mart Corporation and Wal-Mart Stores Inc., which opened its fourth hypermarket in February in Kansas City, Mo. Progressive Grocer counts 65 hypermarkets in the United States, but includes stores as small as 150,000 square feet.</w:t>
+        <w:t xml:space="preserve">  Are the unglamorous, tedious approaches to rounding up votes as powerful as the booming voice of a celebrity with hours of free television time and millions of rapt Twitter followers? Does the imprimatur of the establishment and a towering stack of endorsements and a bulging retinue of pop stars and Hollywood actors make any difference when there's a fury out there that you haven't fully and earnestly tried to understand? Does accurate polling lag behind the nature of contemporary American life?</w:t>
         <w:br/>
-        <w:t>Most hypermarkets do not release figures on sales and profits. Progressive Grocer estimates that the industry's annual revenues are at least $2 billion, maybe as high as $3 billion. Few of the stores are profitable and many may be suffering large losses, retailing analysts say.</w:t>
+        <w:t xml:space="preserve">  And is a party being remotely realistic -- or entirely reckless -- to try to sell a candidate who personifies the status quo to an electorate that's clearly hungry for some kind of shock to the system?</w:t>
         <w:br/>
-        <w:t>The stores are expensive to build, stock and staff: a typical supermarket costs more than $5 million, but a hypermarket can exceed $50 million. And there is a glut of supermarkets and department stores, the hypermarkets' main rivals.</w:t>
+        <w:t xml:space="preserve">  There was an arrogance and foolishness to lining up behind Hillary Clinton as soon as so many Democratic leaders did, and to putting all their chips on her.</w:t>
         <w:br/>
-        <w:t>A hypermarket requires at least 500,000 households within a 20-minute drive, and easy highway access, Mr. Ohlinger said. It needs potential customers in their 20's and 30's, earning $25,000 to $55,000 per household annually, with at least two children. But only 37 metropolitan areas have more than 1 million people; only 19 exceed 2 million.</w:t>
+        <w:t xml:space="preserve">  She fit the circumstances of 2016 awkwardly, in the same way that Jeb Bush did.</w:t>
         <w:br/>
-        <w:t>Probably the most important ingredient in the hypermarket recipe is a profitable product mix. From 30 to 40 percent of the products are food and related items, like paper towels. Food has a narrow 1-percent margin, but with turnover of 20 times a year or more, it can pay a hypermarket's bills. Breakfast cereal is off the shelf in two weeks, while patio furniture remains for three months or more. High turnover for food and general merchandise is the goal. The answer is often ''food-compatible items'' - like compact disks, cameras, garden tools, jewelry and hair dryers - that can fit into a shopping cart.</w:t>
+        <w:t xml:space="preserve">  She was a profoundly flawed candidate unable to make an easy connection with voters. She was forever surrounded by messes: some of her own making, some blown out of proportion by the news media, all of them exhausting to voters who had lived through a quarter century of political melodrama with her.</w:t>
         <w:br/>
-        <w:t xml:space="preserve"> </w:t>
+        <w:t xml:space="preserve">  She never found a pithy, pointed message. One Ohio resident noted to me that while Clinton's campaign workers showed up at his doorstep several times a week, they dropped off pamphlets dense with the rationale for her candidacy, the policies she'd espouse, the promises she was making.</w:t>
         <w:br/>
-        <w:t>One Success Story</w:t>
+        <w:t xml:space="preserve">  To read it was a commitment, and you couldn't reduce to one sentence, or even two, what the meaning of her candidacy was.</w:t>
         <w:br/>
-        <w:t xml:space="preserve"> </w:t>
+        <w:t xml:space="preserve">  It's insane that a pledge to ''make America great again'' works better, because the vow is so starry-eyed and pat. But it's concise. Digestible. It takes emotion into account. Democrats in general and Clinton in particular aren't always good at that.</w:t>
         <w:br/>
-        <w:t>French Owner Learns What Ohioans Want</w:t>
+        <w:t xml:space="preserve">  The party had a night so miserable that its leaders cannot chalk it up to the Russians or to James Comey, though there will be plenty of talk about that, much of it warranted. They had a gorgeous chance to retake their Senate majority, and not only did they fail to do so, but Democratic candidates who were thought to be in tight races lost by significant margins.</w:t>
         <w:br/>
-        <w:t>Not all hypermarkets are troubled. Even in Cincinnati, a city covered with Kroger supermarkets, Bigg's has prospered. Its first hypermarket opened in the Cincinnati area with 200,000 square feet in 1984 and the second, with 250,000 square feet, in 1988. A third store, with 240,000 square feet, opened in Denver last year.</w:t>
+        <w:t xml:space="preserve">  Clinton struggled more than had been predicted in the so-called Rust Belt -- states like Ohio, Michigan, Wisconsin and Pennsylvania -- in yet another illustration of how disaffected working-class white men had become and how estranged from a new economy and a new age they felt.</w:t>
         <w:br/>
-        <w:t>The Cincinnati stores are in a nearly perfect area. Within 10 miles of them, there are 565,000 households, with an average annual income of $33,000. They can draw customers from a 60-mile radius because freeway access is good, said Pierre A. Wevers , executive vice president of Hypershoppes Inc., the French-owned parent company of Bigg's. More than 1,500 cars stream into a Bigg's parking lot every hour.</w:t>
+        <w:t xml:space="preserve">  Their anger was the story of the primaries, the fuel not just for Trump's campaign but for Bernie Sanders's as well. And it manifested itself in the general election. Both parties are going to have to reckon with it.</w:t>
         <w:br/>
-        <w:t>After a rocky two years for its initial store, managers at Bigg's were able to adjust the product mix. Bigg's learned that Ohioans would not buy tires at a hypermarket; they buy them at automotive stores. They do not buy as many books as managers anticipated, but they do load up on sporting goods and patio furniture.</w:t>
+        <w:t xml:space="preserve">  And they should. If this were all that Trump had shown us, we'd owe him our thanks.</w:t>
         <w:br/>
-        <w:t>Executives also had to find ways to compensate for the store's awesome size. They saw weary shoppers slowing down and leaning heavily on their carts. So in the second store, Bigg's installed a 10-table restaurant and restrooms.</w:t>
+        <w:t xml:space="preserve">  But there are darker implications here, too. After all the lies he told, all the fantasy he indulged in, all the hate he spewed and all the divisions he sharpened, he was rewarded with the highest office in the land. What does that portend for the politics of the next few years, for the kinds of congressional candidates we'll see in 2018, for the presidential race of 2020?</w:t>
         <w:br/>
-        <w:t xml:space="preserve"> </w:t>
+        <w:t xml:space="preserve">  I can't bear to think about the conflagrations to come.</w:t>
         <w:br/>
-        <w:t>Disappointing Revenues</w:t>
+        <w:t xml:space="preserve">  I invite you to follow me on Twitter (@FrankBruni) and join me on Facebook.</w:t>
         <w:br/>
-        <w:t xml:space="preserve"> </w:t>
-        <w:br/>
-        <w:t>In a Philadelphia Store, Turnover Is Crucial</w:t>
-        <w:br/>
-        <w:t xml:space="preserve"> If Bigg's had much in its favor, Carrefour did not. After two years, it had 1989 revenues of about $64 million, far below the $100 million some analysts had predicted. Carrefour did edge into the black last December.</w:t>
-        <w:br/>
-        <w:t>Carrefour's location seemed ideal, with more than 800,000 households in Philadelphia and nearby, affluent Bucks County. But 85 percent of the 35,000 weekly shoppers are within five minutes of the store and from working-class neighborhoods. The upshot: average purchases at Carrefour are a slight $40 per visit.</w:t>
-        <w:br/>
-        <w:t>The product mix is skewed heavily toward general merchandise. At about 64,000 products, Carrefour carries as much merchandise as a discount retailer. But with 16,000 food items, it has fewer than the typical supermarket's 25,000. Its sales of less than $200 per square foot rank well below those of comparable supermarkets and discounters.</w:t>
-        <w:br/>
-        <w:t>With half the square footage devoted to food, Michael S. Gianetti, manager for perishables, is reluctant to seek improved sales by adding groceries. ''At some point, carrying thousands more food items just becomes unmanageable,'' he said.</w:t>
-        <w:br/>
-        <w:t>Carrefour has been able to make a small profit by keeping inventories lean and increasing turnover to six times a year - mainly by adding more records and tapes and ready-to-assemble furniture. But managers calculate that general merchandise will have to turn over 10 times to reach satisfactory profitability.</w:t>
-        <w:br/>
-        <w:t>Will hypermarkets ever catch on? The experience so far is discouraging, but companies keep trying. K mart is scheduled to open its second American Fare store today in Charlotte, N.C. ''People's ideas of what constitutes 'too big' is changing all the time,'' said Timothy M. Hammonds, senior vice president of the Food Marketing Institute, a trade group. ''Hypermarkets may just be ahead of their time.''</w:t>
-        <w:br/>
-        <w:t xml:space="preserve"> </w:t>
+        <w:t xml:space="preserve">  Follow The New York Times Opinion section on Facebook and Twitter (@NYTopinion), and sign up for the Opinion Today newsletter. </w:t>
         <w:br/>
         <w:br/>
-        <w:t xml:space="preserve"> </w:t>
-        <w:br/>
-        <w:t>THE FRENCH FORMULA</w:t>
-        <w:br/>
-        <w:t>In France, hypermarkets have thrived with decades of official encouragement. For example, the Government directed a rail line to the door of the Euromarche hypermarket in suburban Paris. But now the stores are starting to meet resistance from small shopkeepers.</w:t>
-        <w:br/>
-        <w:t>Carrefour, which built the first hypermarket in 1962, has 73 stores in France. Its success has spawned numerous imitators. In 1988, the French made nearly half of their $96 billion in food purchases at the nation's more than 780 hypermarkets, according to the International Association of Chain Stores in Paris.</w:t>
-        <w:br/>
-        <w:t>But the Government, which has used zoning laws to keep rival retailers away from the stores, is turning cooler. In the last few years, Government approval of hypermarkets has leveled off to about 20 a year, and those have tended to be smaller.</w:t>
-        <w:br/>
-        <w:t>''The shopkeepers are protesting that hypermarkets are taking business away from them,'' said Etienne P. Laurent, president of the chain-store group. And since there are more small shopkeepers than hypermarket managers, ''the Government is having second thoughts.''</w:t>
-        <w:br/>
-        <w:br/>
-        <w:t>Graphic</w:t>
-        <w:br/>
-        <w:br/>
-        <w:t xml:space="preserve"> </w:t>
-        <w:br/>
-        <w:t>Photo: The Carrefour store in Philadelphia, biggest hypermarket in the United States. (The New York Times/Sal DiMarco Jr.)</w:t>
+        <w:t>http://www.nytimes.com/2016/11/09/opinion/donald-trumps-shocking-success.html</w:t>
       </w:r>
     </w:p>
     <w:sectPr>
